--- a/TouhouProject说明.docx
+++ b/TouhouProject说明.docx
@@ -24,7 +24,7 @@
       <w:pPr>
         <w:bidi w:val="0"/>
         <w:rPr>
-          <w:rFonts w:hint="eastAsia" w:ascii="sans-serif" w:hAnsi="sans-serif" w:eastAsia="宋体" w:cs="sans-serif"/>
+          <w:rFonts w:hint="eastAsia" w:ascii="Segoe Print" w:hAnsi="Segoe Print" w:eastAsia="宋体" w:cs="Segoe Print"/>
           <w:i w:val="0"/>
           <w:iCs w:val="0"/>
           <w:caps w:val="0"/>
@@ -38,7 +38,7 @@
       </w:pPr>
       <w:r>
         <w:rPr>
-          <w:rFonts w:ascii="sans-serif" w:hAnsi="sans-serif" w:eastAsia="sans-serif" w:cs="sans-serif"/>
+          <w:rFonts w:ascii="Segoe Print" w:hAnsi="Segoe Print" w:eastAsia="Segoe Print" w:cs="Segoe Print"/>
           <w:i w:val="0"/>
           <w:iCs w:val="0"/>
           <w:caps w:val="0"/>
@@ -52,7 +52,7 @@
       </w:r>
       <w:r>
         <w:rPr>
-          <w:rFonts w:hint="default" w:ascii="sans-serif" w:hAnsi="sans-serif" w:eastAsia="sans-serif" w:cs="sans-serif"/>
+          <w:rFonts w:hint="default" w:ascii="Segoe Print" w:hAnsi="Segoe Print" w:eastAsia="Segoe Print" w:cs="Segoe Print"/>
           <w:i w:val="0"/>
           <w:iCs w:val="0"/>
           <w:caps w:val="0"/>
@@ -66,7 +66,7 @@
       </w:r>
       <w:r>
         <w:rPr>
-          <w:rFonts w:hint="default" w:ascii="sans-serif" w:hAnsi="sans-serif" w:eastAsia="sans-serif" w:cs="sans-serif"/>
+          <w:rFonts w:hint="default" w:ascii="Segoe Print" w:hAnsi="Segoe Print" w:eastAsia="Segoe Print" w:cs="Segoe Print"/>
           <w:i/>
           <w:iCs/>
           <w:caps w:val="0"/>
@@ -80,7 +80,7 @@
       </w:r>
       <w:r>
         <w:rPr>
-          <w:rFonts w:hint="default" w:ascii="sans-serif" w:hAnsi="sans-serif" w:eastAsia="sans-serif" w:cs="sans-serif"/>
+          <w:rFonts w:hint="default" w:ascii="Segoe Print" w:hAnsi="Segoe Print" w:eastAsia="Segoe Print" w:cs="Segoe Print"/>
           <w:i w:val="0"/>
           <w:iCs w:val="0"/>
           <w:caps w:val="0"/>
@@ -94,7 +94,7 @@
       </w:r>
       <w:r>
         <w:rPr>
-          <w:rFonts w:hint="default" w:ascii="sans-serif" w:hAnsi="sans-serif" w:eastAsia="sans-serif" w:cs="sans-serif"/>
+          <w:rFonts w:hint="default" w:ascii="Segoe Print" w:hAnsi="Segoe Print" w:eastAsia="Segoe Print" w:cs="Segoe Print"/>
           <w:i w:val="0"/>
           <w:iCs w:val="0"/>
           <w:caps w:val="0"/>
@@ -108,7 +108,7 @@
       </w:r>
       <w:r>
         <w:rPr>
-          <w:rFonts w:hint="default" w:ascii="sans-serif" w:hAnsi="sans-serif" w:eastAsia="sans-serif" w:cs="sans-serif"/>
+          <w:rFonts w:hint="default" w:ascii="Segoe Print" w:hAnsi="Segoe Print" w:eastAsia="Segoe Print" w:cs="Segoe Print"/>
           <w:i w:val="0"/>
           <w:iCs w:val="0"/>
           <w:caps w:val="0"/>
@@ -122,7 +122,7 @@
       </w:r>
       <w:r>
         <w:rPr>
-          <w:rFonts w:hint="default" w:ascii="sans-serif" w:hAnsi="sans-serif" w:eastAsia="sans-serif" w:cs="sans-serif"/>
+          <w:rFonts w:hint="default" w:ascii="Segoe Print" w:hAnsi="Segoe Print" w:eastAsia="Segoe Print" w:cs="Segoe Print"/>
           <w:i w:val="0"/>
           <w:iCs w:val="0"/>
           <w:caps w:val="0"/>
@@ -137,7 +137,7 @@
       </w:r>
       <w:r>
         <w:rPr>
-          <w:rFonts w:hint="default" w:ascii="sans-serif" w:hAnsi="sans-serif" w:eastAsia="sans-serif" w:cs="sans-serif"/>
+          <w:rFonts w:hint="default" w:ascii="Segoe Print" w:hAnsi="Segoe Print" w:eastAsia="Segoe Print" w:cs="Segoe Print"/>
           <w:i w:val="0"/>
           <w:iCs w:val="0"/>
           <w:caps w:val="0"/>
@@ -152,7 +152,7 @@
       </w:r>
       <w:r>
         <w:rPr>
-          <w:rFonts w:hint="default" w:ascii="sans-serif" w:hAnsi="sans-serif" w:eastAsia="sans-serif" w:cs="sans-serif"/>
+          <w:rFonts w:hint="default" w:ascii="Segoe Print" w:hAnsi="Segoe Print" w:eastAsia="Segoe Print" w:cs="Segoe Print"/>
           <w:i w:val="0"/>
           <w:iCs w:val="0"/>
           <w:caps w:val="0"/>
@@ -168,7 +168,7 @@
       <w:r>
         <w:rPr>
           <w:rStyle w:val="8"/>
-          <w:rFonts w:hint="default" w:ascii="sans-serif" w:hAnsi="sans-serif" w:eastAsia="sans-serif" w:cs="sans-serif"/>
+          <w:rFonts w:hint="default" w:ascii="Segoe Print" w:hAnsi="Segoe Print" w:eastAsia="Segoe Print" w:cs="Segoe Print"/>
           <w:i w:val="0"/>
           <w:iCs w:val="0"/>
           <w:caps w:val="0"/>
@@ -183,7 +183,7 @@
       </w:r>
       <w:r>
         <w:rPr>
-          <w:rFonts w:hint="default" w:ascii="sans-serif" w:hAnsi="sans-serif" w:eastAsia="sans-serif" w:cs="sans-serif"/>
+          <w:rFonts w:hint="default" w:ascii="Segoe Print" w:hAnsi="Segoe Print" w:eastAsia="Segoe Print" w:cs="Segoe Print"/>
           <w:i w:val="0"/>
           <w:iCs w:val="0"/>
           <w:caps w:val="0"/>
@@ -198,7 +198,7 @@
       </w:r>
       <w:r>
         <w:rPr>
-          <w:rFonts w:hint="default" w:ascii="sans-serif" w:hAnsi="sans-serif" w:eastAsia="sans-serif" w:cs="sans-serif"/>
+          <w:rFonts w:hint="default" w:ascii="Segoe Print" w:hAnsi="Segoe Print" w:eastAsia="Segoe Print" w:cs="Segoe Print"/>
           <w:i w:val="0"/>
           <w:iCs w:val="0"/>
           <w:caps w:val="0"/>
@@ -212,7 +212,7 @@
       </w:r>
       <w:r>
         <w:rPr>
-          <w:rFonts w:hint="default" w:ascii="sans-serif" w:hAnsi="sans-serif" w:eastAsia="sans-serif" w:cs="sans-serif"/>
+          <w:rFonts w:hint="default" w:ascii="Segoe Print" w:hAnsi="Segoe Print" w:eastAsia="Segoe Print" w:cs="Segoe Print"/>
           <w:i w:val="0"/>
           <w:iCs w:val="0"/>
           <w:caps w:val="0"/>
@@ -227,7 +227,7 @@
       </w:r>
       <w:r>
         <w:rPr>
-          <w:rFonts w:hint="default" w:ascii="sans-serif" w:hAnsi="sans-serif" w:eastAsia="sans-serif" w:cs="sans-serif"/>
+          <w:rFonts w:hint="default" w:ascii="Segoe Print" w:hAnsi="Segoe Print" w:eastAsia="Segoe Print" w:cs="Segoe Print"/>
           <w:i w:val="0"/>
           <w:iCs w:val="0"/>
           <w:caps w:val="0"/>
@@ -242,7 +242,7 @@
       </w:r>
       <w:r>
         <w:rPr>
-          <w:rFonts w:hint="default" w:ascii="sans-serif" w:hAnsi="sans-serif" w:eastAsia="sans-serif" w:cs="sans-serif"/>
+          <w:rFonts w:hint="default" w:ascii="Segoe Print" w:hAnsi="Segoe Print" w:eastAsia="Segoe Print" w:cs="Segoe Print"/>
           <w:i w:val="0"/>
           <w:iCs w:val="0"/>
           <w:caps w:val="0"/>
@@ -258,7 +258,7 @@
       <w:r>
         <w:rPr>
           <w:rStyle w:val="8"/>
-          <w:rFonts w:hint="default" w:ascii="sans-serif" w:hAnsi="sans-serif" w:eastAsia="sans-serif" w:cs="sans-serif"/>
+          <w:rFonts w:hint="default" w:ascii="Segoe Print" w:hAnsi="Segoe Print" w:eastAsia="Segoe Print" w:cs="Segoe Print"/>
           <w:i w:val="0"/>
           <w:iCs w:val="0"/>
           <w:caps w:val="0"/>
@@ -273,7 +273,7 @@
       </w:r>
       <w:r>
         <w:rPr>
-          <w:rFonts w:hint="default" w:ascii="sans-serif" w:hAnsi="sans-serif" w:eastAsia="sans-serif" w:cs="sans-serif"/>
+          <w:rFonts w:hint="default" w:ascii="Segoe Print" w:hAnsi="Segoe Print" w:eastAsia="Segoe Print" w:cs="Segoe Print"/>
           <w:i w:val="0"/>
           <w:iCs w:val="0"/>
           <w:caps w:val="0"/>
@@ -288,7 +288,7 @@
       </w:r>
       <w:r>
         <w:rPr>
-          <w:rFonts w:hint="default" w:ascii="sans-serif" w:hAnsi="sans-serif" w:eastAsia="sans-serif" w:cs="sans-serif"/>
+          <w:rFonts w:hint="default" w:ascii="Segoe Print" w:hAnsi="Segoe Print" w:eastAsia="Segoe Print" w:cs="Segoe Print"/>
           <w:i w:val="0"/>
           <w:iCs w:val="0"/>
           <w:caps w:val="0"/>
@@ -302,7 +302,7 @@
       </w:r>
       <w:r>
         <w:rPr>
-          <w:rFonts w:hint="eastAsia" w:ascii="sans-serif" w:hAnsi="sans-serif" w:eastAsia="宋体" w:cs="sans-serif"/>
+          <w:rFonts w:hint="eastAsia" w:ascii="Segoe Print" w:hAnsi="Segoe Print" w:eastAsia="宋体" w:cs="Segoe Print"/>
           <w:i w:val="0"/>
           <w:iCs w:val="0"/>
           <w:caps w:val="0"/>
@@ -422,7 +422,7 @@
           <w:rFonts w:hint="eastAsia"/>
           <w:lang w:val="en-US" w:eastAsia="zh-CN"/>
         </w:rPr>
-        <w:t>因为个人兴趣爱好，我希望通过ai辅助和努力来尝试复现其中的一部分关卡。制作本作的过程由我个人为主，ai仅作为教学辅助，一步一步的带领我通过它指定的大纲进行分阶段制作，具体的代码编写由我自行编写，ai仅作提示。（使用的ai为deep seekV4pro）游戏制作过程中使用的素材为对应游戏解包素材。</w:t>
+        <w:t>因为个人兴趣爱好，我希望通过ai辅助和努力来尝试复现其中的一部分关卡。制作本作的过程由我个人为主，ai仅作为教学辅助，一步一步的带领我通过它指定的大纲进行分阶段制作，具体的代码全部由我自行编写，ai仅作提示和答疑解惑。（使用的ai为deep seekV4pro）游戏制作过程中使用的素材为对应游戏解包素材。</w:t>
       </w:r>
     </w:p>
     <w:p>
@@ -439,21 +439,7 @@
           <w:rFonts w:hint="eastAsia"/>
           <w:lang w:val="en-US" w:eastAsia="zh-CN"/>
         </w:rPr>
-        <w:t>Q1：在制作初期中对于</w:t>
-      </w:r>
-      <w:r>
-        <w:rPr>
-          <w:rFonts w:hint="eastAsia"/>
-          <w:lang w:val="en-US" w:eastAsia="zh-CN"/>
-        </w:rPr>
-        <w:t>代码的凌乱</w:t>
-      </w:r>
-      <w:r>
-        <w:rPr>
-          <w:rFonts w:hint="eastAsia"/>
-          <w:lang w:val="en-US" w:eastAsia="zh-CN"/>
-        </w:rPr>
-        <w:t>我不知道该如何分类，于是对ai进行了询问。</w:t>
+        <w:t>Q1：在制作初期中对于代码的凌乱我不知道该如何分类，于是对ai进行了询问。</w:t>
       </w:r>
     </w:p>
     <w:p>
@@ -612,7 +598,7 @@
           <w:rFonts w:hint="eastAsia"/>
           <w:lang w:val="en-US" w:eastAsia="zh-CN"/>
         </w:rPr>
-        <w:t>Q3：在制作过程中经常出现因为我的粗心，我希望增加的表现效果而出现bug，例如对于敌机的生成我一开始使用了if ((now / CLOCKS_PER_SEC) == 3)判断，但是因为换算最后是保留整数导致了一秒之内（60帧）生成了60次，我据此对ai进行进一步的询问和修改。</w:t>
+        <w:t>Q3：在制作过程中经常出现因为我的粗心，我希望增加的表现效果而出现bug，例如对于敌机的生成我一开始使用了if ((now / CLOCKS_PER_SEC) == 3)判断，但是因为其默认一般为long类型，换算最后是保留整数导致了一秒之内（60帧）生成了60次，我据此对ai进行进一步的询问和修改。</w:t>
       </w:r>
     </w:p>
     <w:p>
@@ -668,7 +654,7 @@
       <w:pPr>
         <w:bidi w:val="0"/>
         <w:rPr>
-          <w:rFonts w:hint="default" w:eastAsiaTheme="minorEastAsia"/>
+          <w:rFonts w:hint="eastAsia"/>
           <w:lang w:val="en-US" w:eastAsia="zh-CN"/>
         </w:rPr>
       </w:pPr>
@@ -678,6 +664,23 @@
           <w:lang w:val="en-US" w:eastAsia="zh-CN"/>
         </w:rPr>
         <w:t>学会了通过enemyManager的方式来制作敌机出怪表，当时间达到了指定事件之后再执行对应任务，每一帧更新出怪表来解决了问题。</w:t>
+      </w:r>
+    </w:p>
+    <w:p>
+      <w:pPr>
+        <w:bidi w:val="0"/>
+        <w:ind w:firstLine="420" w:firstLineChars="0"/>
+        <w:rPr>
+          <w:rFonts w:hint="default"/>
+          <w:lang w:val="en-US" w:eastAsia="zh-CN"/>
+        </w:rPr>
+      </w:pPr>
+      <w:r>
+        <w:rPr>
+          <w:rFonts w:hint="eastAsia"/>
+          <w:lang w:val="en-US" w:eastAsia="zh-CN"/>
+        </w:rPr>
+        <w:t>Q4：弹幕生成逻辑的更新，对于敌机的射击问题我有些摸不着头脑，不知从何下手。在询问了claude之后使用了在出怪管理器中为其添加一个弹幕管理的struct之后得到了解决。能够做到自机狙等多种类敌机。</w:t>
       </w:r>
       <w:bookmarkStart w:id="0" w:name="_GoBack"/>
       <w:bookmarkEnd w:id="0"/>
@@ -788,7 +791,7 @@
     <w:lsdException w:unhideWhenUsed="0" w:uiPriority="0" w:semiHidden="0" w:name="Body Text Indent 2"/>
     <w:lsdException w:unhideWhenUsed="0" w:uiPriority="0" w:semiHidden="0" w:name="Body Text Indent 3"/>
     <w:lsdException w:unhideWhenUsed="0" w:uiPriority="0" w:semiHidden="0" w:name="Block Text"/>
-    <w:lsdException w:unhideWhenUsed="0" w:uiPriority="0" w:semiHidden="0" w:name="Hyperlink"/>
+    <w:lsdException w:qFormat="1" w:unhideWhenUsed="0" w:uiPriority="0" w:semiHidden="0" w:name="Hyperlink"/>
     <w:lsdException w:unhideWhenUsed="0" w:uiPriority="0" w:semiHidden="0" w:name="FollowedHyperlink"/>
     <w:lsdException w:qFormat="1" w:unhideWhenUsed="0" w:uiPriority="0" w:semiHidden="0" w:name="Strong"/>
     <w:lsdException w:qFormat="1" w:unhideWhenUsed="0" w:uiPriority="0" w:semiHidden="0" w:name="Emphasis"/>
@@ -1069,6 +1072,7 @@
   <w:style w:type="character" w:styleId="8">
     <w:name w:val="Hyperlink"/>
     <w:basedOn w:val="7"/>
+    <w:qFormat/>
     <w:uiPriority w:val="0"/>
     <w:rPr>
       <w:color w:val="0000FF"/>

--- a/TouhouProject说明.docx
+++ b/TouhouProject说明.docx
@@ -671,7 +671,7 @@
         <w:bidi w:val="0"/>
         <w:ind w:firstLine="420" w:firstLineChars="0"/>
         <w:rPr>
-          <w:rFonts w:hint="default"/>
+          <w:rFonts w:hint="eastAsia"/>
           <w:lang w:val="en-US" w:eastAsia="zh-CN"/>
         </w:rPr>
       </w:pPr>
@@ -681,9 +681,129 @@
           <w:lang w:val="en-US" w:eastAsia="zh-CN"/>
         </w:rPr>
         <w:t>Q4：弹幕生成逻辑的更新，对于敌机的射击问题我有些摸不着头脑，不知从何下手。在询问了claude之后使用了在出怪管理器中为其添加一个弹幕管理的struct之后得到了解决。能够做到自机狙等多种类敌机。</w:t>
+      </w:r>
+    </w:p>
+    <w:p>
+      <w:pPr>
+        <w:bidi w:val="0"/>
+        <w:ind w:firstLine="420" w:firstLineChars="0"/>
+        <w:rPr>
+          <w:rFonts w:hint="eastAsia"/>
+          <w:lang w:val="en-US" w:eastAsia="zh-CN"/>
+        </w:rPr>
+      </w:pPr>
+      <w:r>
+        <w:rPr>
+          <w:rFonts w:hint="eastAsia"/>
+          <w:lang w:val="en-US" w:eastAsia="zh-CN"/>
+        </w:rPr>
+        <w:t>Q5:我有数字，字母等素材但是我不是很明白该怎么高效率的利用他们来写分数等地方。通过询问Claude code后完善了相关部分，并且学会了这种方式来绘制，呈现效果：</w:t>
+      </w:r>
+    </w:p>
+    <w:p>
+      <w:pPr>
+        <w:bidi w:val="0"/>
+        <w:ind w:firstLine="420" w:firstLineChars="0"/>
+        <w:rPr>
+          <w:rFonts w:hint="eastAsia"/>
+          <w:lang w:val="en-US" w:eastAsia="zh-CN"/>
+        </w:rPr>
+      </w:pPr>
+    </w:p>
+    <w:p>
+      <w:pPr>
+        <w:bidi w:val="0"/>
+        <w:ind w:firstLine="420" w:firstLineChars="0"/>
+      </w:pPr>
+      <w:r>
+        <w:drawing>
+          <wp:inline distT="0" distB="0" distL="114300" distR="114300">
+            <wp:extent cx="4921250" cy="2849880"/>
+            <wp:effectExtent l="0" t="0" r="12700" b="7620"/>
+            <wp:docPr id="4" name="图片 2"/>
+            <wp:cNvGraphicFramePr>
+              <a:graphicFrameLocks xmlns:a="http://schemas.openxmlformats.org/drawingml/2006/main" noChangeAspect="1"/>
+            </wp:cNvGraphicFramePr>
+            <a:graphic xmlns:a="http://schemas.openxmlformats.org/drawingml/2006/main">
+              <a:graphicData uri="http://schemas.openxmlformats.org/drawingml/2006/picture">
+                <pic:pic xmlns:pic="http://schemas.openxmlformats.org/drawingml/2006/picture">
+                  <pic:nvPicPr>
+                    <pic:cNvPr id="4" name="图片 2"/>
+                    <pic:cNvPicPr>
+                      <a:picLocks noChangeAspect="1"/>
+                    </pic:cNvPicPr>
+                  </pic:nvPicPr>
+                  <pic:blipFill>
+                    <a:blip r:embed="rId6"/>
+                    <a:stretch>
+                      <a:fillRect/>
+                    </a:stretch>
+                  </pic:blipFill>
+                  <pic:spPr>
+                    <a:xfrm>
+                      <a:off x="0" y="0"/>
+                      <a:ext cx="4921250" cy="2849880"/>
+                    </a:xfrm>
+                    <a:prstGeom prst="rect">
+                      <a:avLst/>
+                    </a:prstGeom>
+                    <a:noFill/>
+                    <a:ln>
+                      <a:noFill/>
+                    </a:ln>
+                  </pic:spPr>
+                </pic:pic>
+              </a:graphicData>
+            </a:graphic>
+          </wp:inline>
+        </w:drawing>
+      </w:r>
+    </w:p>
+    <w:p>
+      <w:pPr>
+        <w:bidi w:val="0"/>
+        <w:ind w:firstLine="420" w:firstLineChars="0"/>
+      </w:pPr>
+    </w:p>
+    <w:p>
+      <w:pPr>
+        <w:bidi w:val="0"/>
+        <w:ind w:firstLine="420" w:firstLineChars="0"/>
+      </w:pPr>
+    </w:p>
+    <w:p>
+      <w:pPr>
+        <w:bidi w:val="0"/>
+        <w:ind w:firstLine="420" w:firstLineChars="0"/>
+        <w:rPr>
+          <w:rFonts w:hint="default" w:eastAsiaTheme="minorEastAsia"/>
+          <w:lang w:val="en-US" w:eastAsia="zh-CN"/>
+        </w:rPr>
+        <w:sectPr>
+          <w:pgSz w:w="11906" w:h="16838"/>
+          <w:pgMar w:top="1440" w:right="1800" w:bottom="1440" w:left="1800" w:header="851" w:footer="992" w:gutter="0"/>
+          <w:cols w:space="425" w:num="1"/>
+          <w:docGrid w:type="lines" w:linePitch="312" w:charSpace="0"/>
+        </w:sectPr>
+      </w:pPr>
+      <w:r>
+        <w:rPr>
+          <w:rFonts w:hint="eastAsia"/>
+          <w:lang w:val="en-US" w:eastAsia="zh-CN"/>
+        </w:rPr>
+        <w:t>Q6：：</w:t>
       </w:r>
       <w:bookmarkStart w:id="0" w:name="_GoBack"/>
       <w:bookmarkEnd w:id="0"/>
+    </w:p>
+    <w:p>
+      <w:pPr>
+        <w:bidi w:val="0"/>
+        <w:rPr>
+          <w:rFonts w:hint="default"/>
+          <w:lang w:val="en-US" w:eastAsia="zh-CN"/>
+        </w:rPr>
+      </w:pPr>
     </w:p>
     <w:sectPr>
       <w:pgSz w:w="11906" w:h="16838"/>
@@ -771,7 +891,7 @@
     <w:lsdException w:qFormat="1" w:unhideWhenUsed="0" w:uiPriority="0" w:semiHidden="0" w:name="Title"/>
     <w:lsdException w:unhideWhenUsed="0" w:uiPriority="0" w:semiHidden="0" w:name="Closing"/>
     <w:lsdException w:unhideWhenUsed="0" w:uiPriority="0" w:semiHidden="0" w:name="Signature"/>
-    <w:lsdException w:unhideWhenUsed="0" w:uiPriority="0" w:name="Default Paragraph Font"/>
+    <w:lsdException w:qFormat="1" w:unhideWhenUsed="0" w:uiPriority="0" w:name="Default Paragraph Font"/>
     <w:lsdException w:unhideWhenUsed="0" w:uiPriority="0" w:semiHidden="0" w:name="Body Text"/>
     <w:lsdException w:unhideWhenUsed="0" w:uiPriority="0" w:semiHidden="0" w:name="Body Text Indent"/>
     <w:lsdException w:unhideWhenUsed="0" w:uiPriority="0" w:semiHidden="0" w:name="List Continue"/>
@@ -1054,6 +1174,7 @@
   <w:style w:type="character" w:default="1" w:styleId="7">
     <w:name w:val="Default Paragraph Font"/>
     <w:semiHidden/>
+    <w:qFormat/>
     <w:uiPriority w:val="0"/>
   </w:style>
   <w:style w:type="table" w:default="1" w:styleId="6">
@@ -1092,6 +1213,7 @@
   <w:style w:type="character" w:customStyle="1" w:styleId="10">
     <w:name w:val="标题 2 Char"/>
     <w:link w:val="3"/>
+    <w:qFormat/>
     <w:uiPriority w:val="0"/>
     <w:rPr>
       <w:rFonts w:ascii="Arial" w:hAnsi="Arial" w:eastAsia="黑体"/>
@@ -1111,6 +1233,7 @@
   <w:style w:type="character" w:customStyle="1" w:styleId="12">
     <w:name w:val="标题 4 Char"/>
     <w:link w:val="5"/>
+    <w:qFormat/>
     <w:uiPriority w:val="0"/>
     <w:rPr>
       <w:rFonts w:ascii="Arial" w:hAnsi="Arial" w:eastAsia="黑体"/>
